--- a/Wk8AssgnAdhikariR(2).docx
+++ b/Wk8AssgnAdhikariR(2).docx
@@ -5,7 +5,11 @@
     <w:sdt>
       <w:sdtPr>
         <w:rPr>
+          <w:rFonts w:eastAsiaTheme="minorHAnsi"/>
           <w:color w:val="4472C4" w:themeColor="accent1"/>
+          <w:sz w:val="24"/>
+          <w:szCs w:val="24"/>
+          <w:lang w:eastAsia="en-US"/>
         </w:rPr>
         <w:id w:val="-877386573"/>
         <w:docPartObj>
@@ -19,9 +23,6 @@
           <w:b/>
           <w:bCs/>
           <w:color w:val="auto"/>
-          <w:sz w:val="24"/>
-          <w:szCs w:val="24"/>
-          <w:lang w:eastAsia="en-US"/>
         </w:rPr>
       </w:sdtEndPr>
       <w:sdtContent>
@@ -76,6 +77,28 @@
             </w:rPr>
             <w:br/>
             <w:t>Walden University</w:t>
+          </w:r>
+        </w:p>
+        <w:p>
+          <w:pPr>
+            <w:pStyle w:val="NoSpacing"/>
+            <w:spacing w:after="240" w:line="480" w:lineRule="auto"/>
+            <w:jc w:val="center"/>
+            <w:rPr>
+              <w:rFonts w:ascii="Times New Roman" w:hAnsi="Times New Roman" w:cs="Times New Roman"/>
+              <w:color w:val="000000" w:themeColor="text1"/>
+              <w:sz w:val="48"/>
+              <w:szCs w:val="48"/>
+            </w:rPr>
+          </w:pPr>
+          <w:r>
+            <w:rPr>
+              <w:rFonts w:ascii="Times New Roman" w:hAnsi="Times New Roman" w:cs="Times New Roman"/>
+              <w:color w:val="000000" w:themeColor="text1"/>
+              <w:sz w:val="48"/>
+              <w:szCs w:val="48"/>
+            </w:rPr>
+            <w:t>NURS-6451</w:t>
           </w:r>
           <w:r>
             <w:rPr>
@@ -176,23 +199,22 @@
     </w:sdt>
     <w:p>
       <w:pPr>
-        <w:spacing w:before="100" w:beforeAutospacing="1" w:after="100" w:afterAutospacing="1"/>
+        <w:spacing w:before="100" w:beforeAutospacing="1" w:after="100" w:afterAutospacing="1" w:line="480" w:lineRule="auto"/>
         <w:rPr>
           <w:rFonts w:ascii="Times New Roman" w:eastAsia="Times New Roman" w:hAnsi="Times New Roman" w:cs="Times New Roman"/>
           <w:b/>
           <w:bCs/>
         </w:rPr>
       </w:pPr>
-    </w:p>
-    <w:p>
-      <w:pPr>
-        <w:spacing w:before="100" w:beforeAutospacing="1" w:after="100" w:afterAutospacing="1"/>
+      <w:r>
         <w:rPr>
           <w:rFonts w:ascii="Times New Roman" w:eastAsia="Times New Roman" w:hAnsi="Times New Roman" w:cs="Times New Roman"/>
           <w:b/>
           <w:bCs/>
         </w:rPr>
-      </w:pPr>
+        <w:lastRenderedPageBreak/>
+        <w:t>Topic: Evaluation Plan Project: Cost Analysis</w:t>
+      </w:r>
     </w:p>
     <w:p>
       <w:pPr>
@@ -587,14 +609,14 @@
         <w:rPr>
           <w:rFonts w:ascii="Times New Roman" w:eastAsia="Times New Roman" w:hAnsi="Times New Roman" w:cs="Times New Roman"/>
         </w:rPr>
-        <w:t xml:space="preserve"> and Pickering, meaningful financial </w:t>
+        <w:t xml:space="preserve"> and Pickering, meaningful financial analysis in healthcare technology needs to go beyond superficial cost to include error reduction, </w:t>
       </w:r>
       <w:r>
         <w:rPr>
           <w:rFonts w:ascii="Times New Roman" w:eastAsia="Times New Roman" w:hAnsi="Times New Roman" w:cs="Times New Roman"/>
         </w:rPr>
         <w:lastRenderedPageBreak/>
-        <w:t>analysis in healthcare technology needs to go beyond superficial cost to include error reduction, patient safety</w:t>
+        <w:t>patient safety</w:t>
       </w:r>
       <w:r>
         <w:rPr>
@@ -846,14 +868,7 @@
         <w:rPr>
           <w:rFonts w:ascii="Times New Roman" w:eastAsia="Times New Roman" w:hAnsi="Times New Roman" w:cs="Times New Roman"/>
         </w:rPr>
-        <w:t xml:space="preserve"> and Pickering (2022) meaningful cost evaluation model and improved </w:t>
-      </w:r>
-      <w:r>
-        <w:rPr>
-          <w:rFonts w:ascii="Times New Roman" w:eastAsia="Times New Roman" w:hAnsi="Times New Roman" w:cs="Times New Roman"/>
-        </w:rPr>
-        <w:lastRenderedPageBreak/>
-        <w:t xml:space="preserve">safety. Quality Improvement analysis brings an outcome-driven and balanced approach by capturing economic and quality data. </w:t>
+        <w:t xml:space="preserve"> and Pickering (2022) meaningful cost evaluation model and improved safety. Quality Improvement analysis brings an outcome-driven and balanced approach by capturing economic and quality data. </w:t>
       </w:r>
       <w:r>
         <w:rPr>
@@ -881,6 +896,7 @@
           <w:b/>
           <w:bCs/>
         </w:rPr>
+        <w:lastRenderedPageBreak/>
         <w:t xml:space="preserve">Data Mining: </w:t>
       </w:r>
       <w:r>
@@ -1205,14 +1221,7 @@
         <w:rPr>
           <w:rFonts w:ascii="Times New Roman" w:eastAsia="Times New Roman" w:hAnsi="Times New Roman" w:cs="Times New Roman"/>
         </w:rPr>
-        <w:t xml:space="preserve"> with best practices for </w:t>
-      </w:r>
-      <w:r>
-        <w:rPr>
-          <w:rFonts w:ascii="Times New Roman" w:eastAsia="Times New Roman" w:hAnsi="Times New Roman" w:cs="Times New Roman"/>
-        </w:rPr>
-        <w:lastRenderedPageBreak/>
-        <w:t>HIT evaluation.</w:t>
+        <w:t xml:space="preserve"> with best practices for HIT evaluation.</w:t>
       </w:r>
       <w:r>
         <w:rPr>
@@ -1475,7 +1484,6 @@
         <w:rPr>
           <w:rFonts w:ascii="Times New Roman" w:eastAsia="Times New Roman" w:hAnsi="Times New Roman" w:cs="Times New Roman"/>
         </w:rPr>
-        <w:lastRenderedPageBreak/>
         <w:t xml:space="preserve">Zhang, Y., Wang, J., Li, X., &amp; Chen, L. (2025). Evaluation of the effectiveness of rehabilitation nursing training for clinical nurses based on the Kirkpatrick model. </w:t>
       </w:r>
       <w:r>
